--- a/apps/api/local_storage/tenants/11111111-1111-1111-1111-111111111111/exports/test-project-123/memoire_technique_test-pro.docx
+++ b/apps/api/local_storage/tenants/11111111-1111-1111-1111-111111111111/exports/test-project-123/memoire_technique_test-pro.docx
@@ -9,7 +9,7 @@
           <w:color w:val="0284C7"/>
           <w:sz w:val="32"/>
         </w:rPr>
-        <w:t>BTP CONSTRUCTION FRANCE</w:t>
+        <w:t>Votre Entreprise</w:t>
         <w:br/>
       </w:r>
     </w:p>
